--- a/Templates/ITL Convention Card Template (Blue).docx
+++ b/Templates/ITL Convention Card Template (Blue).docx
@@ -1812,13 +1812,16 @@
           </w:tcPr>
           <w:p>
             <w:pPr>
-              <w:rPr>
-                <w:sz w:val="18"/>
-                <w:szCs w:val="18"/>
-              </w:rPr>
-            </w:pPr>
-            <w:r>
-              <w:rPr>
+              <w:jc w:val="center"/>
+              <w:rPr>
+                <w:b/>
+                <w:sz w:val="18"/>
+                <w:szCs w:val="18"/>
+              </w:rPr>
+            </w:pPr>
+            <w:r>
+              <w:rPr>
+                <w:b/>
                 <w:sz w:val="18"/>
                 <w:szCs w:val="18"/>
               </w:rPr>
@@ -1851,6 +1854,8 @@
               </w:rPr>
               <w:t>Vs. NT</w:t>
             </w:r>
+            <w:bookmarkStart w:id="0" w:name="_GoBack"/>
+            <w:bookmarkEnd w:id="0"/>
           </w:p>
         </w:tc>
         <w:tc>
@@ -13804,7 +13809,7 @@
           <w:p>
             <w:pPr>
               <w:rPr>
-                <w:rFonts w:ascii="Charcoal" w:hAnsi="Charcoal" w:hint="eastAsia"/>
+                <w:rFonts w:ascii="Charcoal" w:hAnsi="Charcoal"/>
                 <w:b/>
                 <w:sz w:val="22"/>
                 <w:lang w:val="en-US" w:eastAsia="zh-CN"/>
@@ -18982,8 +18987,6 @@
               </w:rPr>
               <w:t>]</w:t>
             </w:r>
-            <w:bookmarkStart w:id="0" w:name="_GoBack"/>
-            <w:bookmarkEnd w:id="0"/>
           </w:p>
         </w:tc>
       </w:tr>
@@ -20396,7 +20399,7 @@
 </file>
 
 <file path=customXml/itemProps1.xml><?xml version="1.0" encoding="utf-8"?>
-<ds:datastoreItem xmlns:ds="http://schemas.openxmlformats.org/officeDocument/2006/customXml" ds:itemID="{58457A74-A532-43DE-AA53-29D7FAAAE965}">
+<ds:datastoreItem xmlns:ds="http://schemas.openxmlformats.org/officeDocument/2006/customXml" ds:itemID="{C0395F83-2393-4638-860E-E883F6A05AD8}">
   <ds:schemaRefs>
     <ds:schemaRef ds:uri="http://schemas.openxmlformats.org/officeDocument/2006/bibliography"/>
   </ds:schemaRefs>
